--- a/public/templates/promocao_ses.docx
+++ b/public/templates/promocao_ses.docx
@@ -1470,17 +1470,17 @@
           <w:color w:val="000000" w:themeColor="text1"/>
           <w:lang w:val="pt-BR"/>
         </w:rPr>
-        <w:t xml:space="preserve">, matrícula nº 210.842-9 B, vinculada à Secretaria de Estado de Saúde (SUSAM/SES), desde </w:t>
-      </w:r>
-      <w:r>
-        <w:rPr>
-          <w:rFonts w:cs="Calibri"/>
-          <w:b/>
-          <w:bCs/>
-          <w:color w:val="000000" w:themeColor="text1"/>
-          <w:lang w:val="pt-BR"/>
-        </w:rPr>
-        <w:t>setembro de 2017</w:t>
+        <w:t xml:space="preserve">, matrícula nº ________, vinculada à Secretaria de Estado de Saúde (SUSAM/SES), desde </w:t>
+      </w:r>
+      <w:r>
+        <w:rPr>
+          <w:rFonts w:cs="Calibri"/>
+          <w:b/>
+          <w:bCs/>
+          <w:color w:val="000000" w:themeColor="text1"/>
+          <w:lang w:val="pt-BR"/>
+        </w:rPr>
+        <w:t>________</w:t>
       </w:r>
       <w:r>
         <w:rPr>
@@ -6967,7 +6967,7 @@
           <w:bCs/>
           <w:lang w:val="pt-BR"/>
         </w:rPr>
-        <w:t>5 – Diário Oficial do Estado do Amazonas, datado de 28 de setembro de 2017, contendo o Decreto de 28 de setembro de 2017, com a nomeação da parte autora ao cardo de provimento efetivo de Motorista;</w:t>
+        <w:t>5 – Diário Oficial do Estado do Amazonas, datado de 28 de ________, contendo o Decreto de 28 de ________, com a nomeação da parte autora ao cardo de provimento efetivo de Motorista;</w:t>
       </w:r>
     </w:p>
     <w:p>
